--- a/template.docx
+++ b/template.docx
@@ -56,8 +56,20 @@
           <w:szCs w:val="18"/>
         </w:rPr>
         <w:t xml:space="preserve">CPF DO ALUNO:{{aluno_cpf}} </w:t>
+      </w:r>
+      <w:r>
+        <w:rPr>
+          <w:sz w:val="18"/>
+          <w:szCs w:val="18"/>
+        </w:rPr>
         <w:tab/>
         <w:t>SEXO:{{aluno_sexo}}</w:t>
+      </w:r>
+      <w:r>
+        <w:rPr>
+          <w:sz w:val="18"/>
+          <w:szCs w:val="18"/>
+        </w:rPr>
         <w:tab/>
         <w:t>Data de Nascimento: {{aluno_dtnascimento}}</w:t>
       </w:r>
@@ -75,8 +87,20 @@
           <w:szCs w:val="18"/>
         </w:rPr>
         <w:t>RG {{aluno_rg}}</w:t>
+      </w:r>
+      <w:r>
+        <w:rPr>
+          <w:sz w:val="18"/>
+          <w:szCs w:val="18"/>
+        </w:rPr>
         <w:tab/>
         <w:t>Data de emissão {{aluno_rgemissao}}</w:t>
+      </w:r>
+      <w:r>
+        <w:rPr>
+          <w:sz w:val="18"/>
+          <w:szCs w:val="18"/>
+        </w:rPr>
         <w:tab/>
         <w:t>Expedidor{{aluno_rgexpedidor}}</w:t>
       </w:r>
@@ -94,11 +118,35 @@
           <w:szCs w:val="18"/>
         </w:rPr>
         <w:t>Cep:{{aluno_cep}}</w:t>
+      </w:r>
+      <w:r>
+        <w:rPr>
+          <w:sz w:val="18"/>
+          <w:szCs w:val="18"/>
+        </w:rPr>
         <w:tab/>
         <w:t>Estado:{{aluno_uf}}</w:t>
+      </w:r>
+      <w:r>
+        <w:rPr>
+          <w:sz w:val="18"/>
+          <w:szCs w:val="18"/>
+        </w:rPr>
         <w:tab/>
+      </w:r>
+      <w:r>
+        <w:rPr>
+          <w:sz w:val="18"/>
+          <w:szCs w:val="18"/>
+        </w:rPr>
         <w:tab/>
         <w:t>Cidade:{{aluno_cidade}}</w:t>
+      </w:r>
+      <w:r>
+        <w:rPr>
+          <w:sz w:val="18"/>
+          <w:szCs w:val="18"/>
+        </w:rPr>
         <w:tab/>
         <w:t>Bairro:{{aluno_bairro}}</w:t>
       </w:r>
@@ -116,7 +164,19 @@
           <w:szCs w:val="18"/>
         </w:rPr>
         <w:t>Endereco:{{aluno_endereco}}</w:t>
+      </w:r>
+      <w:r>
+        <w:rPr>
+          <w:sz w:val="18"/>
+          <w:szCs w:val="18"/>
+        </w:rPr>
         <w:tab/>
+      </w:r>
+      <w:r>
+        <w:rPr>
+          <w:sz w:val="18"/>
+          <w:szCs w:val="18"/>
+        </w:rPr>
         <w:tab/>
         <w:t>Numero:{{numero}}</w:t>
       </w:r>
@@ -134,8 +194,20 @@
           <w:szCs w:val="18"/>
         </w:rPr>
         <w:t>e-mail:{{aluno_email}}</w:t>
+      </w:r>
+      <w:r>
+        <w:rPr>
+          <w:sz w:val="18"/>
+          <w:szCs w:val="18"/>
+        </w:rPr>
         <w:tab/>
         <w:t>Telefone residencial: {{aluno_residencial}}</w:t>
+      </w:r>
+      <w:r>
+        <w:rPr>
+          <w:sz w:val="18"/>
+          <w:szCs w:val="18"/>
+        </w:rPr>
         <w:tab/>
         <w:t>Telefone Cel:{{aluno_cel}}</w:t>
       </w:r>
@@ -161,6 +233,12 @@
           <w:szCs w:val="18"/>
         </w:rPr>
         <w:t>Mãe: {{filiacao1_nome}}</w:t>
+      </w:r>
+      <w:r>
+        <w:rPr>
+          <w:sz w:val="18"/>
+          <w:szCs w:val="18"/>
+        </w:rPr>
         <w:tab/>
         <w:t>E-mail:{{filiacao1_email}} Data de Nascimento{{filiacao1_dtnascimento}}</w:t>
       </w:r>
@@ -178,8 +256,20 @@
           <w:szCs w:val="18"/>
         </w:rPr>
         <w:t>Nacionalidade {{filiacao1_nacionalidade}}</w:t>
+      </w:r>
+      <w:r>
+        <w:rPr>
+          <w:sz w:val="18"/>
+          <w:szCs w:val="18"/>
+        </w:rPr>
         <w:tab/>
         <w:t>CPF: {{filiacao1_cpf}}</w:t>
+      </w:r>
+      <w:r>
+        <w:rPr>
+          <w:sz w:val="18"/>
+          <w:szCs w:val="18"/>
+        </w:rPr>
         <w:tab/>
         <w:t>RG: {{filiacao1_rg}}</w:t>
       </w:r>
@@ -197,8 +287,20 @@
           <w:szCs w:val="18"/>
         </w:rPr>
         <w:t>Estado Civil:{{filiacao1_civil}}</w:t>
+      </w:r>
+      <w:r>
+        <w:rPr>
+          <w:sz w:val="18"/>
+          <w:szCs w:val="18"/>
+        </w:rPr>
         <w:tab/>
         <w:t xml:space="preserve"> Ocupação {{filiacao1_ocupacao}} </w:t>
+      </w:r>
+      <w:r>
+        <w:rPr>
+          <w:sz w:val="18"/>
+          <w:szCs w:val="18"/>
+        </w:rPr>
         <w:tab/>
         <w:t xml:space="preserve">Cel:{{filiacao1_cel}} </w:t>
       </w:r>
@@ -216,6 +318,12 @@
           <w:szCs w:val="18"/>
         </w:rPr>
         <w:t xml:space="preserve">Tel Residencial:{{filiacao1_residencial}} </w:t>
+      </w:r>
+      <w:r>
+        <w:rPr>
+          <w:sz w:val="18"/>
+          <w:szCs w:val="18"/>
+        </w:rPr>
         <w:tab/>
         <w:t>Tel Comercial {{filiacao1_comercial}}</w:t>
       </w:r>
@@ -233,8 +341,20 @@
           <w:szCs w:val="18"/>
         </w:rPr>
         <w:t>Endereco:{{filiacao1_endereco}}</w:t>
+      </w:r>
+      <w:r>
+        <w:rPr>
+          <w:sz w:val="18"/>
+          <w:szCs w:val="18"/>
+        </w:rPr>
         <w:tab/>
         <w:t>Bairro:{{filiacao1_bairro}}</w:t>
+      </w:r>
+      <w:r>
+        <w:rPr>
+          <w:sz w:val="18"/>
+          <w:szCs w:val="18"/>
+        </w:rPr>
         <w:tab/>
         <w:t>Municipio{{filiacao1_municipio}}</w:t>
       </w:r>
@@ -252,6 +372,12 @@
           <w:szCs w:val="18"/>
         </w:rPr>
         <w:t>UF:{{filiacao1_uf}}</w:t>
+      </w:r>
+      <w:r>
+        <w:rPr>
+          <w:sz w:val="18"/>
+          <w:szCs w:val="18"/>
+        </w:rPr>
         <w:tab/>
         <w:t>CEP:{{filiacao1_cep}}</w:t>
       </w:r>
@@ -269,34 +395,124 @@
           <w:szCs w:val="18"/>
         </w:rPr>
         <w:t>Pai: {{filiacao2_nome}}</w:t>
+      </w:r>
+      <w:r>
+        <w:rPr>
+          <w:sz w:val="18"/>
+          <w:szCs w:val="18"/>
+        </w:rPr>
         <w:tab/>
         <w:t xml:space="preserve"> E-mail: {{filiacao2_email}} </w:t>
+      </w:r>
+      <w:r>
+        <w:rPr>
+          <w:sz w:val="18"/>
+          <w:szCs w:val="18"/>
+        </w:rPr>
         <w:tab/>
         <w:t>Data de Nascimento: {{filiacao2_dtnascimento}}</w:t>
+      </w:r>
+      <w:r>
+        <w:rPr>
+          <w:sz w:val="18"/>
+          <w:szCs w:val="18"/>
+        </w:rPr>
         <w:br/>
         <w:t xml:space="preserve">Nacionalidade: {{filiacao2_nacionalidade}} </w:t>
+      </w:r>
+      <w:r>
+        <w:rPr>
+          <w:sz w:val="18"/>
+          <w:szCs w:val="18"/>
+        </w:rPr>
         <w:tab/>
         <w:t xml:space="preserve">CPF: {{filiacao2_cpf}} </w:t>
+      </w:r>
+      <w:r>
+        <w:rPr>
+          <w:sz w:val="18"/>
+          <w:szCs w:val="18"/>
+        </w:rPr>
         <w:tab/>
         <w:t>RG: {{filiacao2_rg}}</w:t>
+      </w:r>
+      <w:r>
+        <w:rPr>
+          <w:sz w:val="18"/>
+          <w:szCs w:val="18"/>
+        </w:rPr>
         <w:br/>
         <w:t>Estado Civil: {{filiacao2_civil}}</w:t>
+      </w:r>
+      <w:r>
+        <w:rPr>
+          <w:sz w:val="18"/>
+          <w:szCs w:val="18"/>
+        </w:rPr>
         <w:tab/>
         <w:t xml:space="preserve"> Ocupação: {{filiacao2_ocupacao}} </w:t>
+      </w:r>
+      <w:r>
+        <w:rPr>
+          <w:sz w:val="18"/>
+          <w:szCs w:val="18"/>
+        </w:rPr>
         <w:tab/>
         <w:t>Cel: {{filiacao2_cel}}</w:t>
+      </w:r>
+      <w:r>
+        <w:rPr>
+          <w:sz w:val="18"/>
+          <w:szCs w:val="18"/>
+        </w:rPr>
         <w:br/>
         <w:t>Tel Residencial: {{filiacao2_residencial}}</w:t>
+      </w:r>
+      <w:r>
+        <w:rPr>
+          <w:sz w:val="18"/>
+          <w:szCs w:val="18"/>
+        </w:rPr>
         <w:tab/>
         <w:t xml:space="preserve"> Tel Comercial: {{filiacao2_comercial}}</w:t>
+      </w:r>
+      <w:r>
+        <w:rPr>
+          <w:sz w:val="18"/>
+          <w:szCs w:val="18"/>
+        </w:rPr>
         <w:br/>
         <w:t>Endereço: {{filiacao2_endereco}}</w:t>
+      </w:r>
+      <w:r>
+        <w:rPr>
+          <w:sz w:val="18"/>
+          <w:szCs w:val="18"/>
+        </w:rPr>
         <w:tab/>
         <w:t xml:space="preserve"> Bairro: {{filiacao2_bairro}} </w:t>
+      </w:r>
+      <w:r>
+        <w:rPr>
+          <w:sz w:val="18"/>
+          <w:szCs w:val="18"/>
+        </w:rPr>
         <w:tab/>
         <w:t>Município: {{filiacao2_municipio}}</w:t>
+      </w:r>
+      <w:r>
+        <w:rPr>
+          <w:sz w:val="18"/>
+          <w:szCs w:val="18"/>
+        </w:rPr>
         <w:br/>
         <w:t>UF: {{filiacao2_uf}}</w:t>
+      </w:r>
+      <w:r>
+        <w:rPr>
+          <w:sz w:val="18"/>
+          <w:szCs w:val="18"/>
+        </w:rPr>
         <w:tab/>
         <w:t xml:space="preserve"> CEP: {{filiacao2_cep}}</w:t>
       </w:r>
@@ -329,10 +545,28 @@
           <w:szCs w:val="18"/>
         </w:rPr>
         <w:t>Nome: {{respfinanceiro_nome}}</w:t>
+      </w:r>
+      <w:r>
+        <w:rPr>
+          <w:sz w:val="18"/>
+          <w:szCs w:val="18"/>
+        </w:rPr>
         <w:tab/>
         <w:t>CPF: {{respfinanceiro_cpf}}</w:t>
+      </w:r>
+      <w:r>
+        <w:rPr>
+          <w:sz w:val="18"/>
+          <w:szCs w:val="18"/>
+        </w:rPr>
         <w:tab/>
         <w:t>Sexo:{{respfinanceiro_sexo}}</w:t>
+      </w:r>
+      <w:r>
+        <w:rPr>
+          <w:sz w:val="18"/>
+          <w:szCs w:val="18"/>
+        </w:rPr>
         <w:tab/>
       </w:r>
     </w:p>
@@ -349,6 +583,12 @@
           <w:szCs w:val="18"/>
         </w:rPr>
         <w:t>Data de Nascimento: {{respfinanceiro_dtnascimento}}</w:t>
+      </w:r>
+      <w:r>
+        <w:rPr>
+          <w:sz w:val="18"/>
+          <w:szCs w:val="18"/>
+        </w:rPr>
         <w:tab/>
         <w:t>RG: {{respfinanceiro_rg}}</w:t>
       </w:r>
@@ -411,7 +651,19 @@
           <w:szCs w:val="18"/>
         </w:rPr>
         <w:t>Grau de parentesco: {{respfinanceiro_parentesco}}</w:t>
+      </w:r>
+      <w:r>
+        <w:rPr>
+          <w:sz w:val="18"/>
+          <w:szCs w:val="18"/>
+        </w:rPr>
         <w:tab/>
+      </w:r>
+      <w:r>
+        <w:rPr>
+          <w:sz w:val="18"/>
+          <w:szCs w:val="18"/>
+        </w:rPr>
         <w:tab/>
         <w:t xml:space="preserve"> </w:t>
       </w:r>
@@ -429,10 +681,28 @@
           <w:szCs w:val="18"/>
         </w:rPr>
         <w:t>CEP: {{respfinanceiro_cep}}</w:t>
+      </w:r>
+      <w:r>
+        <w:rPr>
+          <w:sz w:val="18"/>
+          <w:szCs w:val="18"/>
+        </w:rPr>
         <w:tab/>
         <w:t>Estado: {{respfinanceiro_uf}}</w:t>
+      </w:r>
+      <w:r>
+        <w:rPr>
+          <w:sz w:val="18"/>
+          <w:szCs w:val="18"/>
+        </w:rPr>
         <w:tab/>
         <w:t>Cidade: {{respfinanceiro_cidade}}</w:t>
+      </w:r>
+      <w:r>
+        <w:rPr>
+          <w:sz w:val="18"/>
+          <w:szCs w:val="18"/>
+        </w:rPr>
         <w:tab/>
         <w:t>Bairro: {{respfinanceiro_bairro}}</w:t>
       </w:r>
@@ -450,7 +720,19 @@
           <w:szCs w:val="18"/>
         </w:rPr>
         <w:t>Endereço: {{respfinanceiro_endereco}}</w:t>
+      </w:r>
+      <w:r>
+        <w:rPr>
+          <w:sz w:val="18"/>
+          <w:szCs w:val="18"/>
+        </w:rPr>
         <w:tab/>
+      </w:r>
+      <w:r>
+        <w:rPr>
+          <w:sz w:val="18"/>
+          <w:szCs w:val="18"/>
+        </w:rPr>
         <w:tab/>
         <w:t>Número:{{respfinanceiro_numero}}</w:t>
       </w:r>
@@ -468,8 +750,20 @@
           <w:szCs w:val="18"/>
         </w:rPr>
         <w:t>E-mail: {{respfinanceiro_email}}</w:t>
+      </w:r>
+      <w:r>
+        <w:rPr>
+          <w:sz w:val="18"/>
+          <w:szCs w:val="18"/>
+        </w:rPr>
         <w:tab/>
         <w:t>Tel residencial: {{respfinanceiro_residencial}}</w:t>
+      </w:r>
+      <w:r>
+        <w:rPr>
+          <w:sz w:val="18"/>
+          <w:szCs w:val="18"/>
+        </w:rPr>
         <w:tab/>
         <w:t xml:space="preserve"> Tel Cel: {{respfinanceiro_cel}}</w:t>
       </w:r>
@@ -512,30 +806,121 @@
           <w:szCs w:val="18"/>
         </w:rPr>
         <w:t xml:space="preserve">Nome: {{respacademico_nome}} </w:t>
+      </w:r>
+      <w:r>
+        <w:rPr>
+          <w:rFonts w:cstheme="minorHAnsi"/>
+          <w:sz w:val="18"/>
+          <w:szCs w:val="18"/>
+        </w:rPr>
         <w:tab/>
         <w:t xml:space="preserve">CPF: {{respacademico_cpf}} </w:t>
+      </w:r>
+      <w:r>
+        <w:rPr>
+          <w:rFonts w:cstheme="minorHAnsi"/>
+          <w:sz w:val="18"/>
+          <w:szCs w:val="18"/>
+        </w:rPr>
         <w:tab/>
         <w:t>Sexo: {{respacademico_sexo}}</w:t>
+      </w:r>
+      <w:r>
+        <w:rPr>
+          <w:rFonts w:cstheme="minorHAnsi"/>
+          <w:sz w:val="18"/>
+          <w:szCs w:val="18"/>
+        </w:rPr>
         <w:br/>
         <w:t xml:space="preserve">Data de Nascimento: {{respacademico_dtnascimento}} </w:t>
+      </w:r>
+      <w:r>
+        <w:rPr>
+          <w:rFonts w:cstheme="minorHAnsi"/>
+          <w:sz w:val="18"/>
+          <w:szCs w:val="18"/>
+        </w:rPr>
         <w:tab/>
         <w:t>RG: {{respacademico_rg}}</w:t>
+      </w:r>
+      <w:r>
+        <w:rPr>
+          <w:rFonts w:cstheme="minorHAnsi"/>
+          <w:sz w:val="18"/>
+          <w:szCs w:val="18"/>
+        </w:rPr>
         <w:br/>
         <w:t>Data de Emissão: {{respacademico_dtemissao}}</w:t>
+      </w:r>
+      <w:r>
+        <w:rPr>
+          <w:rFonts w:cstheme="minorHAnsi"/>
+          <w:sz w:val="18"/>
+          <w:szCs w:val="18"/>
+        </w:rPr>
         <w:tab/>
         <w:t xml:space="preserve"> Expedidor: {{respacademico_expedidor}}</w:t>
+      </w:r>
+      <w:r>
+        <w:rPr>
+          <w:rFonts w:cstheme="minorHAnsi"/>
+          <w:sz w:val="18"/>
+          <w:szCs w:val="18"/>
+        </w:rPr>
         <w:br/>
         <w:t>CEP: {{respacademico_cep}}</w:t>
+      </w:r>
+      <w:r>
+        <w:rPr>
+          <w:rFonts w:cstheme="minorHAnsi"/>
+          <w:sz w:val="18"/>
+          <w:szCs w:val="18"/>
+        </w:rPr>
         <w:tab/>
         <w:t xml:space="preserve"> Estado: {{respacademico_uf}} Cidade: {{respacademico_cidade}} Bairro: {{respacademico_bairro}}</w:t>
+      </w:r>
+      <w:r>
+        <w:rPr>
+          <w:rFonts w:cstheme="minorHAnsi"/>
+          <w:sz w:val="18"/>
+          <w:szCs w:val="18"/>
+        </w:rPr>
         <w:br/>
         <w:t>Endereço: {{respacademico_endereco}}</w:t>
+      </w:r>
+      <w:r>
+        <w:rPr>
+          <w:rFonts w:cstheme="minorHAnsi"/>
+          <w:sz w:val="18"/>
+          <w:szCs w:val="18"/>
+        </w:rPr>
         <w:tab/>
         <w:t>Número: {{respacademico_numero}}</w:t>
+      </w:r>
+      <w:r>
+        <w:rPr>
+          <w:rFonts w:cstheme="minorHAnsi"/>
+          <w:sz w:val="18"/>
+          <w:szCs w:val="18"/>
+        </w:rPr>
         <w:br/>
         <w:t>E-mail: {{respacademico_email}}</w:t>
+      </w:r>
+      <w:r>
+        <w:rPr>
+          <w:rFonts w:cstheme="minorHAnsi"/>
+          <w:sz w:val="18"/>
+          <w:szCs w:val="18"/>
+        </w:rPr>
         <w:tab/>
         <w:t xml:space="preserve"> Tel residencial: {{respacademico_residencial}} </w:t>
+      </w:r>
+      <w:r>
+        <w:rPr>
+          <w:rFonts w:cstheme="minorHAnsi"/>
+          <w:sz w:val="18"/>
+          <w:szCs w:val="18"/>
+        </w:rPr>
         <w:tab/>
         <w:t>Tel Cel: {{respacademico_cel}}</w:t>
       </w:r>
@@ -1284,6 +1669,14 @@
                 <w:szCs w:val="20"/>
               </w:rPr>
               <w:t>Ficha de Matrícula</w:t>
+            </w:r>
+            <w:r>
+              <w:rPr>
+                <w:rFonts w:ascii="Arial" w:hAnsi="Arial" w:cs="Arial"/>
+                <w:color w:val="000000"/>
+                <w:sz w:val="20"/>
+                <w:szCs w:val="20"/>
+              </w:rPr>
               <w:br/>
             </w:r>
             <w:r>
@@ -14711,10 +15104,42 @@
                 <w:szCs w:val="14"/>
               </w:rPr>
               <w:t>{{aluno_condicao}}</w:t>
+            </w:r>
+            <w:r>
+              <w:rPr>
+                <w:rFonts w:ascii="Arial" w:hAnsi="Arial" w:cs="Arial"/>
+                <w:color w:val="000000"/>
+                <w:sz w:val="14"/>
+                <w:szCs w:val="14"/>
+              </w:rPr>
               <w:br/>
+            </w:r>
+            <w:r>
+              <w:rPr>
+                <w:rFonts w:ascii="Arial" w:hAnsi="Arial" w:cs="Arial"/>
+                <w:color w:val="000000"/>
+                <w:sz w:val="14"/>
+                <w:szCs w:val="14"/>
+              </w:rPr>
               <w:br/>
               <w:t>Especificar: {{aluno_condicao1}}</w:t>
+            </w:r>
+            <w:r>
+              <w:rPr>
+                <w:rFonts w:ascii="Arial" w:hAnsi="Arial" w:cs="Arial"/>
+                <w:color w:val="000000"/>
+                <w:sz w:val="14"/>
+                <w:szCs w:val="14"/>
+              </w:rPr>
               <w:br/>
+            </w:r>
+            <w:r>
+              <w:rPr>
+                <w:rFonts w:ascii="Arial" w:hAnsi="Arial" w:cs="Arial"/>
+                <w:color w:val="000000"/>
+                <w:sz w:val="14"/>
+                <w:szCs w:val="14"/>
+              </w:rPr>
               <w:br/>
             </w:r>
             <w:r>
@@ -14736,9 +15161,33 @@
                 <w:szCs w:val="14"/>
               </w:rPr>
               <w:t xml:space="preserve">                                       </w:t>
+            </w:r>
+            <w:r>
+              <w:rPr>
+                <w:rFonts w:ascii="Arial" w:hAnsi="Arial" w:cs="Arial"/>
+                <w:color w:val="000000"/>
+                <w:sz w:val="14"/>
+                <w:szCs w:val="14"/>
+              </w:rPr>
               <w:br/>
+            </w:r>
+            <w:r>
+              <w:rPr>
+                <w:rFonts w:ascii="Arial" w:hAnsi="Arial" w:cs="Arial"/>
+                <w:color w:val="000000"/>
+                <w:sz w:val="14"/>
+                <w:szCs w:val="14"/>
+              </w:rPr>
               <w:br/>
               <w:t xml:space="preserve">Eu,{{respfinanceiro_nome}}, declaro a veracidade das informações prestadas neste documento e como responsável legal do(a) aluno(a) menor acima citado(a), venho requerer a sua matricula no ano/série {{aluno_turma}} do segmento {{aluno_segmento}} , para o ano letivo de {{ano}},  junto à esta Instituição de Ensino, em conformidade com a legislação em vigor, estando ciente da Proposta Pedagógica e do Regimento Interno, com os quais manifesto a minha concordância. </w:t>
+            </w:r>
+            <w:r>
+              <w:rPr>
+                <w:rFonts w:ascii="Arial" w:hAnsi="Arial" w:cs="Arial"/>
+                <w:color w:val="000000"/>
+                <w:sz w:val="14"/>
+                <w:szCs w:val="14"/>
+              </w:rPr>
               <w:br/>
               <w:t>Nestes Termos, pede deferimento.</w:t>
             </w:r>
@@ -17940,6 +18389,14 @@
                 <w:szCs w:val="14"/>
               </w:rPr>
               <w:t>1. Indicar o percentual solicitado para desconto na mensalidade.</w:t>
+            </w:r>
+            <w:r>
+              <w:rPr>
+                <w:rFonts w:ascii="Arial" w:hAnsi="Arial" w:cs="Arial"/>
+                <w:color w:val="000000"/>
+                <w:sz w:val="14"/>
+                <w:szCs w:val="14"/>
+              </w:rPr>
               <w:br/>
               <w:t>2. Explique, resumidamente, o motivo pelo qual está solicitando o desconto</w:t>
             </w:r>
@@ -21737,10 +22194,42 @@
                 <w:szCs w:val="14"/>
               </w:rPr>
               <w:t>Nome do Pai/Mãe ou Responsável: {{respacademico_nome}}</w:t>
+            </w:r>
+            <w:r>
+              <w:rPr>
+                <w:rFonts w:ascii="Arial" w:hAnsi="Arial" w:cs="Arial"/>
+                <w:color w:val="000000"/>
+                <w:sz w:val="14"/>
+                <w:szCs w:val="14"/>
+              </w:rPr>
               <w:br/>
+            </w:r>
+            <w:r>
+              <w:rPr>
+                <w:rFonts w:ascii="Arial" w:hAnsi="Arial" w:cs="Arial"/>
+                <w:color w:val="000000"/>
+                <w:sz w:val="14"/>
+                <w:szCs w:val="14"/>
+              </w:rPr>
               <w:br/>
               <w:t>Nome completo do(a) Aluno(a) {{aluno_nomealuno}}</w:t>
+            </w:r>
+            <w:r>
+              <w:rPr>
+                <w:rFonts w:ascii="Arial" w:hAnsi="Arial" w:cs="Arial"/>
+                <w:color w:val="000000"/>
+                <w:sz w:val="14"/>
+                <w:szCs w:val="14"/>
+              </w:rPr>
               <w:br/>
+            </w:r>
+            <w:r>
+              <w:rPr>
+                <w:rFonts w:ascii="Arial" w:hAnsi="Arial" w:cs="Arial"/>
+                <w:color w:val="000000"/>
+                <w:sz w:val="14"/>
+                <w:szCs w:val="14"/>
+              </w:rPr>
               <w:br/>
               <w:t>Série/Turma: {{aluno_turma}}</w:t>
             </w:r>
@@ -22243,6 +22732,14 @@
               </w:rPr>
               <w:br/>
               <w:t>* Estou ciente que:</w:t>
+            </w:r>
+            <w:r>
+              <w:rPr>
+                <w:rFonts w:ascii="Arial" w:hAnsi="Arial" w:cs="Arial"/>
+                <w:color w:val="000000"/>
+                <w:sz w:val="14"/>
+                <w:szCs w:val="14"/>
+              </w:rPr>
               <w:br/>
             </w:r>
             <w:r>
@@ -22264,6 +22761,14 @@
                 <w:szCs w:val="14"/>
               </w:rPr>
               <w:t xml:space="preserve"> Deve ser informado à escola, imediatamente, por escrito, eventual cancelamento ou alteração na autorização dada;</w:t>
+            </w:r>
+            <w:r>
+              <w:rPr>
+                <w:rFonts w:ascii="Arial" w:hAnsi="Arial" w:cs="Arial"/>
+                <w:color w:val="000000"/>
+                <w:sz w:val="14"/>
+                <w:szCs w:val="14"/>
+              </w:rPr>
               <w:br/>
             </w:r>
             <w:r>
@@ -22285,6 +22790,14 @@
                 <w:szCs w:val="14"/>
               </w:rPr>
               <w:t xml:space="preserve"> Em caso de imprevistos onde nenhuma das pessoas autorizadas possa buscar o(a) aluno(a), o responsável deverá entrar em contato com a escola para comunicar o fato e enviar um e-mail contendo o nome completo, cópia de um documento de identificação com foto e o telefone da pessoa autorizada a buscar o(a) aluno(a) excepcionalmente; </w:t>
+            </w:r>
+            <w:r>
+              <w:rPr>
+                <w:rFonts w:ascii="Arial" w:hAnsi="Arial" w:cs="Arial"/>
+                <w:color w:val="000000"/>
+                <w:sz w:val="14"/>
+                <w:szCs w:val="14"/>
+              </w:rPr>
               <w:br/>
             </w:r>
             <w:r>
@@ -22306,6 +22819,14 @@
                 <w:szCs w:val="14"/>
               </w:rPr>
               <w:t xml:space="preserve"> Fora do horário escolar, na prática de atividades extracurriculares, a responsabilidade pelo controle de saída dos alunos é dos pais ou responsável; </w:t>
+            </w:r>
+            <w:r>
+              <w:rPr>
+                <w:rFonts w:ascii="Arial" w:hAnsi="Arial" w:cs="Arial"/>
+                <w:color w:val="000000"/>
+                <w:sz w:val="14"/>
+                <w:szCs w:val="14"/>
+              </w:rPr>
               <w:br/>
             </w:r>
             <w:r>
@@ -22327,6 +22848,14 @@
                 <w:szCs w:val="14"/>
               </w:rPr>
               <w:t xml:space="preserve"> de que devo comunicar, por escrito, além de, comprovar através de documento oficial, a existência e o teor de decisões judiciais que disponham sobre eventual separação conjugal dos pais ou responsáveis do(a) aluno(a), sobre regime de guarda, visitação, de qualquer alteração à detenção do poder familiar, medidas protetivas e as demais informações complementares sobre a retirada do(a) aluno(a), não se responsabilizando a escola por fatos decorrentes da não observância da presente cláusula.</w:t>
+            </w:r>
+            <w:r>
+              <w:rPr>
+                <w:rFonts w:ascii="Arial" w:hAnsi="Arial" w:cs="Arial"/>
+                <w:color w:val="000000"/>
+                <w:sz w:val="14"/>
+                <w:szCs w:val="14"/>
+              </w:rPr>
               <w:br/>
             </w:r>
           </w:p>
@@ -27075,11 +27604,43 @@
                 <w:szCs w:val="16"/>
               </w:rPr>
               <w:t>D. Nascimento: {{aluno_dtnascimento}}</w:t>
+            </w:r>
+            <w:r>
+              <w:rPr>
+                <w:rFonts w:ascii="Arial" w:hAnsi="Arial" w:cs="Arial"/>
+                <w:color w:val="000000"/>
+                <w:sz w:val="16"/>
+                <w:szCs w:val="16"/>
+              </w:rPr>
               <w:br/>
               <w:t>Pai/Mãe ou Responsável:{{respacademico_nome}}</w:t>
+            </w:r>
+            <w:r>
+              <w:rPr>
+                <w:rFonts w:ascii="Arial" w:hAnsi="Arial" w:cs="Arial"/>
+                <w:color w:val="000000"/>
+                <w:sz w:val="16"/>
+                <w:szCs w:val="16"/>
+              </w:rPr>
               <w:br/>
+            </w:r>
+            <w:r>
+              <w:rPr>
+                <w:rFonts w:ascii="Arial" w:hAnsi="Arial" w:cs="Arial"/>
+                <w:color w:val="000000"/>
+                <w:sz w:val="16"/>
+                <w:szCs w:val="16"/>
+              </w:rPr>
               <w:br/>
               <w:t>Sexo: {{aluno_sexo}} Tipo Sanguíneo e F. RH:{{aluno_tiposg}} Plano de saúde: {{aluno_planodesaude}}</w:t>
+            </w:r>
+            <w:r>
+              <w:rPr>
+                <w:rFonts w:ascii="Arial" w:hAnsi="Arial" w:cs="Arial"/>
+                <w:color w:val="000000"/>
+                <w:sz w:val="16"/>
+                <w:szCs w:val="16"/>
+              </w:rPr>
               <w:br/>
             </w:r>
           </w:p>
@@ -27107,13 +27668,61 @@
                 <w:szCs w:val="16"/>
               </w:rPr>
               <w:t>N.º Carteira:{{aluno_planonumero}} Médico: {{aluno_medico}} Tels.: {{aluno_medicotel}}</w:t>
+            </w:r>
+            <w:r>
+              <w:rPr>
+                <w:rFonts w:ascii="Arial" w:hAnsi="Arial" w:cs="Arial"/>
+                <w:color w:val="000000"/>
+                <w:sz w:val="16"/>
+                <w:szCs w:val="16"/>
+              </w:rPr>
               <w:br/>
+            </w:r>
+            <w:r>
+              <w:rPr>
+                <w:rFonts w:ascii="Arial" w:hAnsi="Arial" w:cs="Arial"/>
+                <w:color w:val="000000"/>
+                <w:sz w:val="16"/>
+                <w:szCs w:val="16"/>
+              </w:rPr>
               <w:br/>
               <w:t>Em situação de emergência, não sendo localizados os pais ou responsáveis, procurar:</w:t>
+            </w:r>
+            <w:r>
+              <w:rPr>
+                <w:rFonts w:ascii="Arial" w:hAnsi="Arial" w:cs="Arial"/>
+                <w:color w:val="000000"/>
+                <w:sz w:val="16"/>
+                <w:szCs w:val="16"/>
+              </w:rPr>
               <w:br/>
+            </w:r>
+            <w:r>
+              <w:rPr>
+                <w:rFonts w:ascii="Arial" w:hAnsi="Arial" w:cs="Arial"/>
+                <w:color w:val="000000"/>
+                <w:sz w:val="16"/>
+                <w:szCs w:val="16"/>
+              </w:rPr>
               <w:br/>
               <w:t>Nome 1:{{parentesco1_nome}}_ Parentesco:{{parentesco1_tipo}} Telefone: {{parentesco1_tel}} Nome 2: {{parentesco2_nome}} Parentesco:{{parentesco2_tipo}} Telefone:{{parentesco2_cel}}</w:t>
+            </w:r>
+            <w:r>
+              <w:rPr>
+                <w:rFonts w:ascii="Arial" w:hAnsi="Arial" w:cs="Arial"/>
+                <w:color w:val="000000"/>
+                <w:sz w:val="16"/>
+                <w:szCs w:val="16"/>
+              </w:rPr>
               <w:br/>
+            </w:r>
+            <w:r>
+              <w:rPr>
+                <w:rFonts w:ascii="Arial" w:hAnsi="Arial" w:cs="Arial"/>
+                <w:color w:val="000000"/>
+                <w:sz w:val="16"/>
+                <w:szCs w:val="16"/>
+              </w:rPr>
               <w:br/>
             </w:r>
             <w:r>
@@ -27135,6 +27744,14 @@
                 <w:szCs w:val="16"/>
               </w:rPr>
               <w:br/>
+            </w:r>
+            <w:r>
+              <w:rPr>
+                <w:rFonts w:ascii="Arial" w:hAnsi="Arial" w:cs="Arial"/>
+                <w:color w:val="000000"/>
+                <w:sz w:val="16"/>
+                <w:szCs w:val="16"/>
+              </w:rPr>
               <w:br/>
             </w:r>
             <w:r>
@@ -27156,11 +27773,43 @@
                 <w:szCs w:val="16"/>
               </w:rPr>
               <w:t xml:space="preserve"> Em caso de frebre alta, ministrar:{{aluno_febre}}  </w:t>
+            </w:r>
+            <w:r>
+              <w:rPr>
+                <w:rFonts w:ascii="Arial" w:hAnsi="Arial" w:cs="Arial"/>
+                <w:color w:val="000000"/>
+                <w:sz w:val="16"/>
+                <w:szCs w:val="16"/>
+              </w:rPr>
               <w:tab/>
               <w:t xml:space="preserve">  </w:t>
+            </w:r>
+            <w:r>
+              <w:rPr>
+                <w:rFonts w:ascii="Arial" w:hAnsi="Arial" w:cs="Arial"/>
+                <w:color w:val="000000"/>
+                <w:sz w:val="16"/>
+                <w:szCs w:val="16"/>
+              </w:rPr>
               <w:tab/>
               <w:t>Dosagem: {{aluno_febreremedio}}</w:t>
+            </w:r>
+            <w:r>
+              <w:rPr>
+                <w:rFonts w:ascii="Arial" w:hAnsi="Arial" w:cs="Arial"/>
+                <w:color w:val="000000"/>
+                <w:sz w:val="16"/>
+                <w:szCs w:val="16"/>
+              </w:rPr>
               <w:br/>
+            </w:r>
+            <w:r>
+              <w:rPr>
+                <w:rFonts w:ascii="Arial" w:hAnsi="Arial" w:cs="Arial"/>
+                <w:color w:val="000000"/>
+                <w:sz w:val="16"/>
+                <w:szCs w:val="16"/>
+              </w:rPr>
               <w:br/>
             </w:r>
             <w:r>
@@ -27182,7 +27831,23 @@
                 <w:szCs w:val="16"/>
               </w:rPr>
               <w:t xml:space="preserve"> Faz uso regular de algum medicamento? {{medicamentosn}} Qual(ais)?_{{aluno_medicamento}} </w:t>
+            </w:r>
+            <w:r>
+              <w:rPr>
+                <w:rFonts w:ascii="Arial" w:hAnsi="Arial" w:cs="Arial"/>
+                <w:color w:val="000000"/>
+                <w:sz w:val="16"/>
+                <w:szCs w:val="16"/>
+              </w:rPr>
               <w:br/>
+            </w:r>
+            <w:r>
+              <w:rPr>
+                <w:rFonts w:ascii="Arial" w:hAnsi="Arial" w:cs="Arial"/>
+                <w:color w:val="000000"/>
+                <w:sz w:val="16"/>
+                <w:szCs w:val="16"/>
+              </w:rPr>
               <w:br/>
             </w:r>
             <w:r>
@@ -27204,6 +27869,14 @@
                 <w:szCs w:val="16"/>
               </w:rPr>
               <w:br/>
+            </w:r>
+            <w:r>
+              <w:rPr>
+                <w:rFonts w:ascii="Arial" w:hAnsi="Arial" w:cs="Arial"/>
+                <w:color w:val="000000"/>
+                <w:sz w:val="16"/>
+                <w:szCs w:val="16"/>
+              </w:rPr>
               <w:br/>
             </w:r>
             <w:r>
@@ -27225,7 +27898,23 @@
                 <w:szCs w:val="16"/>
               </w:rPr>
               <w:t xml:space="preserve"> Faz algum tipo de tratamento médico? {{faztratamentosn}} Qual(ais)?{{MEDICAMENTO}} </w:t>
+            </w:r>
+            <w:r>
+              <w:rPr>
+                <w:rFonts w:ascii="Arial" w:hAnsi="Arial" w:cs="Arial"/>
+                <w:color w:val="000000"/>
+                <w:sz w:val="16"/>
+                <w:szCs w:val="16"/>
+              </w:rPr>
               <w:br/>
+            </w:r>
+            <w:r>
+              <w:rPr>
+                <w:rFonts w:ascii="Arial" w:hAnsi="Arial" w:cs="Arial"/>
+                <w:color w:val="000000"/>
+                <w:sz w:val="16"/>
+                <w:szCs w:val="16"/>
+              </w:rPr>
               <w:br/>
             </w:r>
             <w:r>
@@ -27247,9 +27936,33 @@
                 <w:szCs w:val="16"/>
               </w:rPr>
               <w:t xml:space="preserve"> É alérgico? {{alergicosn }}   Especificar (alimentar, respiratória, medicamento...):{{ALERGICO_TEXTO}}</w:t>
+            </w:r>
+            <w:r>
+              <w:rPr>
+                <w:rFonts w:ascii="Arial" w:hAnsi="Arial" w:cs="Arial"/>
+                <w:color w:val="000000"/>
+                <w:sz w:val="16"/>
+                <w:szCs w:val="16"/>
+              </w:rPr>
               <w:br/>
               <w:t>_______________________ _____________________________________________________________</w:t>
+            </w:r>
+            <w:r>
+              <w:rPr>
+                <w:rFonts w:ascii="Arial" w:hAnsi="Arial" w:cs="Arial"/>
+                <w:color w:val="000000"/>
+                <w:sz w:val="16"/>
+                <w:szCs w:val="16"/>
+              </w:rPr>
               <w:br/>
+            </w:r>
+            <w:r>
+              <w:rPr>
+                <w:rFonts w:ascii="Arial" w:hAnsi="Arial" w:cs="Arial"/>
+                <w:color w:val="000000"/>
+                <w:sz w:val="16"/>
+                <w:szCs w:val="16"/>
+              </w:rPr>
               <w:br/>
             </w:r>
             <w:r>
@@ -27271,7 +27984,23 @@
                 <w:szCs w:val="16"/>
               </w:rPr>
               <w:t xml:space="preserve"> Já contraiu alguma dessas doenças contagiosas? {{CONTAGIOSASN}}</w:t>
+            </w:r>
+            <w:r>
+              <w:rPr>
+                <w:rFonts w:ascii="Arial" w:hAnsi="Arial" w:cs="Arial"/>
+                <w:color w:val="000000"/>
+                <w:sz w:val="16"/>
+                <w:szCs w:val="16"/>
+              </w:rPr>
               <w:br/>
+            </w:r>
+            <w:r>
+              <w:rPr>
+                <w:rFonts w:ascii="Arial" w:hAnsi="Arial" w:cs="Arial"/>
+                <w:color w:val="000000"/>
+                <w:sz w:val="16"/>
+                <w:szCs w:val="16"/>
+              </w:rPr>
               <w:br/>
               <w:t>{{tiposdedoenças}}</w:t>
             </w:r>
@@ -27301,7 +28030,23 @@
               </w:rPr>
               <w:br/>
               <w:t>(Outras:{{doencasoutras}}  Quando:{{doencasquando}}</w:t>
+            </w:r>
+            <w:r>
+              <w:rPr>
+                <w:rFonts w:ascii="Arial" w:hAnsi="Arial" w:cs="Arial"/>
+                <w:color w:val="000000"/>
+                <w:sz w:val="16"/>
+                <w:szCs w:val="16"/>
+              </w:rPr>
               <w:br/>
+            </w:r>
+            <w:r>
+              <w:rPr>
+                <w:rFonts w:ascii="Arial" w:hAnsi="Arial" w:cs="Arial"/>
+                <w:color w:val="000000"/>
+                <w:sz w:val="16"/>
+                <w:szCs w:val="16"/>
+              </w:rPr>
               <w:br/>
             </w:r>
             <w:r>
@@ -27323,6 +28068,14 @@
                 <w:szCs w:val="16"/>
               </w:rPr>
               <w:t xml:space="preserve"> Possui doença congênita? {{doencascongenitassn }}    Qual?{{doencascongenitasqual}}</w:t>
+            </w:r>
+            <w:r>
+              <w:rPr>
+                <w:rFonts w:ascii="Arial" w:hAnsi="Arial" w:cs="Arial"/>
+                <w:color w:val="000000"/>
+                <w:sz w:val="16"/>
+                <w:szCs w:val="16"/>
+              </w:rPr>
               <w:br/>
             </w:r>
             <w:r>
@@ -27344,6 +28097,14 @@
                 <w:szCs w:val="16"/>
               </w:rPr>
               <w:t xml:space="preserve"> Possui alguma dessas doenças crônicas? {{doencascronicassn}}</w:t>
+            </w:r>
+            <w:r>
+              <w:rPr>
+                <w:rFonts w:ascii="Arial" w:hAnsi="Arial" w:cs="Arial"/>
+                <w:color w:val="000000"/>
+                <w:sz w:val="16"/>
+                <w:szCs w:val="16"/>
+              </w:rPr>
               <w:br/>
               <w:t>{{tiposdedoencascronicas}}</w:t>
             </w:r>
@@ -27398,9 +28159,33 @@
                 <w:szCs w:val="16"/>
               </w:rPr>
               <w:t xml:space="preserve"> Dependente de insulina? {{insulinasn}}</w:t>
+            </w:r>
+            <w:r>
+              <w:rPr>
+                <w:rFonts w:ascii="Arial" w:hAnsi="Arial" w:cs="Arial"/>
+                <w:color w:val="000000"/>
+                <w:sz w:val="16"/>
+                <w:szCs w:val="16"/>
+              </w:rPr>
               <w:br/>
               <w:t>(  )Outras:_____________________________________</w:t>
+            </w:r>
+            <w:r>
+              <w:rPr>
+                <w:rFonts w:ascii="Arial" w:hAnsi="Arial" w:cs="Arial"/>
+                <w:color w:val="000000"/>
+                <w:sz w:val="16"/>
+                <w:szCs w:val="16"/>
+              </w:rPr>
               <w:br/>
+            </w:r>
+            <w:r>
+              <w:rPr>
+                <w:rFonts w:ascii="Arial" w:hAnsi="Arial" w:cs="Arial"/>
+                <w:color w:val="000000"/>
+                <w:sz w:val="16"/>
+                <w:szCs w:val="16"/>
+              </w:rPr>
               <w:br/>
             </w:r>
             <w:r>
@@ -27422,12 +28207,52 @@
                 <w:szCs w:val="16"/>
               </w:rPr>
               <w:t xml:space="preserve"> O(A) Aluno(a) apresenta alguma das condições abaixo?   </w:t>
+            </w:r>
+            <w:r>
+              <w:rPr>
+                <w:rFonts w:ascii="Arial" w:hAnsi="Arial" w:cs="Arial"/>
+                <w:color w:val="000000"/>
+                <w:sz w:val="16"/>
+                <w:szCs w:val="16"/>
+              </w:rPr>
               <w:br/>
               <w:t>{{Especial2}}</w:t>
+            </w:r>
+            <w:r>
+              <w:rPr>
+                <w:rFonts w:ascii="Arial" w:hAnsi="Arial" w:cs="Arial"/>
+                <w:color w:val="000000"/>
+                <w:sz w:val="16"/>
+                <w:szCs w:val="16"/>
+              </w:rPr>
               <w:br/>
+            </w:r>
+            <w:r>
+              <w:rPr>
+                <w:rFonts w:ascii="Arial" w:hAnsi="Arial" w:cs="Arial"/>
+                <w:color w:val="000000"/>
+                <w:sz w:val="16"/>
+                <w:szCs w:val="16"/>
+              </w:rPr>
               <w:br/>
               <w:t>Especificar: {{especial2Especificar}}</w:t>
+            </w:r>
+            <w:r>
+              <w:rPr>
+                <w:rFonts w:ascii="Arial" w:hAnsi="Arial" w:cs="Arial"/>
+                <w:color w:val="000000"/>
+                <w:sz w:val="16"/>
+                <w:szCs w:val="16"/>
+              </w:rPr>
               <w:br/>
+            </w:r>
+            <w:r>
+              <w:rPr>
+                <w:rFonts w:ascii="Arial" w:hAnsi="Arial" w:cs="Arial"/>
+                <w:color w:val="000000"/>
+                <w:sz w:val="16"/>
+                <w:szCs w:val="16"/>
+              </w:rPr>
               <w:br/>
             </w:r>
             <w:r>
@@ -27449,6 +28274,14 @@
                 <w:szCs w:val="16"/>
               </w:rPr>
               <w:br/>
+            </w:r>
+            <w:r>
+              <w:rPr>
+                <w:rFonts w:ascii="Arial" w:hAnsi="Arial" w:cs="Arial"/>
+                <w:color w:val="000000"/>
+                <w:sz w:val="16"/>
+                <w:szCs w:val="16"/>
+              </w:rPr>
               <w:br/>
             </w:r>
             <w:r>
@@ -27470,13 +28303,53 @@
                 <w:szCs w:val="16"/>
               </w:rPr>
               <w:t xml:space="preserve"> Faz algum desses atendimentos? </w:t>
+            </w:r>
+            <w:r>
+              <w:rPr>
+                <w:rFonts w:ascii="Arial" w:hAnsi="Arial" w:cs="Arial"/>
+                <w:color w:val="000000"/>
+                <w:sz w:val="16"/>
+                <w:szCs w:val="16"/>
+              </w:rPr>
               <w:br/>
               <w:t>{{tratamento}}</w:t>
+            </w:r>
+            <w:r>
+              <w:rPr>
+                <w:rFonts w:ascii="Arial" w:hAnsi="Arial" w:cs="Arial"/>
+                <w:color w:val="000000"/>
+                <w:sz w:val="16"/>
+                <w:szCs w:val="16"/>
+              </w:rPr>
               <w:br/>
               <w:t>Se sim Há quanto tempo?  {{tratamentotempo}}</w:t>
+            </w:r>
+            <w:r>
+              <w:rPr>
+                <w:rFonts w:ascii="Arial" w:hAnsi="Arial" w:cs="Arial"/>
+                <w:color w:val="000000"/>
+                <w:sz w:val="16"/>
+                <w:szCs w:val="16"/>
+              </w:rPr>
               <w:br/>
               <w:t>OBS: Caso positivo, fornecer ao Colégio a avaliação do profissional.</w:t>
+            </w:r>
+            <w:r>
+              <w:rPr>
+                <w:rFonts w:ascii="Arial" w:hAnsi="Arial" w:cs="Arial"/>
+                <w:color w:val="000000"/>
+                <w:sz w:val="16"/>
+                <w:szCs w:val="16"/>
+              </w:rPr>
               <w:br/>
+            </w:r>
+            <w:r>
+              <w:rPr>
+                <w:rFonts w:ascii="Arial" w:hAnsi="Arial" w:cs="Arial"/>
+                <w:color w:val="000000"/>
+                <w:sz w:val="16"/>
+                <w:szCs w:val="16"/>
+              </w:rPr>
               <w:br/>
             </w:r>
             <w:r>
@@ -27498,6 +28371,14 @@
                 <w:szCs w:val="16"/>
               </w:rPr>
               <w:t xml:space="preserve"> Outras informações consideradas importantes pelo Responsável: {{informaçõesresponsavel}}</w:t>
+            </w:r>
+            <w:r>
+              <w:rPr>
+                <w:rFonts w:ascii="Arial" w:hAnsi="Arial" w:cs="Arial"/>
+                <w:color w:val="000000"/>
+                <w:sz w:val="16"/>
+                <w:szCs w:val="16"/>
+              </w:rPr>
               <w:br/>
             </w:r>
             <w:r>
@@ -27519,7 +28400,23 @@
                 <w:szCs w:val="16"/>
               </w:rPr>
               <w:t xml:space="preserve"> Em caso de urgência, o(a) Aluno(a) poderá ser levado(a) preferencialmente para qual hospital? ____________________________________________________________________________________</w:t>
+            </w:r>
+            <w:r>
+              <w:rPr>
+                <w:rFonts w:ascii="Arial" w:hAnsi="Arial" w:cs="Arial"/>
+                <w:color w:val="000000"/>
+                <w:sz w:val="16"/>
+                <w:szCs w:val="16"/>
+              </w:rPr>
               <w:br/>
+            </w:r>
+            <w:r>
+              <w:rPr>
+                <w:rFonts w:ascii="Arial" w:hAnsi="Arial" w:cs="Arial"/>
+                <w:color w:val="000000"/>
+                <w:sz w:val="16"/>
+                <w:szCs w:val="16"/>
+              </w:rPr>
               <w:br/>
             </w:r>
             <w:r>
@@ -27542,6 +28439,14 @@
               </w:rPr>
               <w:br/>
               <w:t xml:space="preserve"> </w:t>
+            </w:r>
+            <w:r>
+              <w:rPr>
+                <w:rFonts w:ascii="Arial" w:hAnsi="Arial" w:cs="Arial"/>
+                <w:color w:val="000000"/>
+                <w:sz w:val="16"/>
+                <w:szCs w:val="16"/>
+              </w:rPr>
               <w:br/>
             </w:r>
             <w:r>
@@ -29083,7 +29988,227 @@
                 <w:sz w:val="18"/>
                 <w:szCs w:val="18"/>
               </w:rPr>
-              <w:t xml:space="preserve">Pelo presente instrumento, eu RENATA ALVES MENEZES, portador da carteira de identidade n.º  expedida pelo ,  inscrito(a)  no  CPF  sob o n.º081.173.027-13, com endereço na RUA ESTEVÃO FASCIOTTI, 59, CEP 27181-491 responsável pelo(a) menor, aluno(a) DAVI ALVES MENEZES do </w:t>
+              <w:t xml:space="preserve">Pelo presente instrumento, eu </w:t>
+            </w:r>
+            <w:r>
+              <w:rPr>
+                <w:rFonts w:ascii="Arial" w:hAnsi="Arial" w:cs="Arial"/>
+                <w:color w:val="000000"/>
+                <w:sz w:val="18"/>
+                <w:szCs w:val="18"/>
+              </w:rPr>
+              <w:t>{{</w:t>
+            </w:r>
+            <w:proofErr w:type="spellStart"/>
+            <w:r>
+              <w:rPr>
+                <w:rFonts w:ascii="Arial" w:hAnsi="Arial" w:cs="Arial"/>
+                <w:color w:val="000000"/>
+                <w:sz w:val="18"/>
+                <w:szCs w:val="18"/>
+              </w:rPr>
+              <w:t>respfinanceiro_nome</w:t>
+            </w:r>
+            <w:proofErr w:type="spellEnd"/>
+            <w:r>
+              <w:rPr>
+                <w:rFonts w:ascii="Arial" w:hAnsi="Arial" w:cs="Arial"/>
+                <w:color w:val="000000"/>
+                <w:sz w:val="18"/>
+                <w:szCs w:val="18"/>
+              </w:rPr>
+              <w:t>}}</w:t>
+            </w:r>
+            <w:r>
+              <w:rPr>
+                <w:rFonts w:ascii="Arial" w:hAnsi="Arial" w:cs="Arial"/>
+                <w:color w:val="000000"/>
+                <w:sz w:val="18"/>
+                <w:szCs w:val="18"/>
+              </w:rPr>
+              <w:t>, portador da carteira de identidade n.º  expedida pelo ,  inscrito(a)  no  CPF  sob o n.</w:t>
+            </w:r>
+            <w:r>
+              <w:t xml:space="preserve"> </w:t>
+            </w:r>
+            <w:r>
+              <w:rPr>
+                <w:rFonts w:ascii="Arial" w:hAnsi="Arial" w:cs="Arial"/>
+                <w:color w:val="000000"/>
+                <w:sz w:val="18"/>
+                <w:szCs w:val="18"/>
+              </w:rPr>
+              <w:t>{{</w:t>
+            </w:r>
+            <w:proofErr w:type="spellStart"/>
+            <w:r>
+              <w:rPr>
+                <w:rFonts w:ascii="Arial" w:hAnsi="Arial" w:cs="Arial"/>
+                <w:color w:val="000000"/>
+                <w:sz w:val="18"/>
+                <w:szCs w:val="18"/>
+              </w:rPr>
+              <w:t>respfinanceiro_cpf</w:t>
+            </w:r>
+            <w:proofErr w:type="spellEnd"/>
+            <w:r>
+              <w:rPr>
+                <w:rFonts w:ascii="Arial" w:hAnsi="Arial" w:cs="Arial"/>
+                <w:color w:val="000000"/>
+                <w:sz w:val="18"/>
+                <w:szCs w:val="18"/>
+              </w:rPr>
+              <w:t>}}</w:t>
+            </w:r>
+            <w:r>
+              <w:rPr>
+                <w:rFonts w:ascii="Arial" w:hAnsi="Arial" w:cs="Arial"/>
+                <w:color w:val="000000"/>
+                <w:sz w:val="18"/>
+                <w:szCs w:val="18"/>
+              </w:rPr>
+              <w:t xml:space="preserve"> </w:t>
+            </w:r>
+            <w:r>
+              <w:rPr>
+                <w:rFonts w:ascii="Arial" w:hAnsi="Arial" w:cs="Arial"/>
+                <w:color w:val="000000"/>
+                <w:sz w:val="18"/>
+                <w:szCs w:val="18"/>
+              </w:rPr>
+              <w:t xml:space="preserve">, com endereço na </w:t>
+            </w:r>
+            <w:r>
+              <w:rPr>
+                <w:rFonts w:ascii="Arial" w:hAnsi="Arial" w:cs="Arial"/>
+                <w:color w:val="000000"/>
+                <w:sz w:val="18"/>
+                <w:szCs w:val="18"/>
+              </w:rPr>
+              <w:t>{{</w:t>
+            </w:r>
+            <w:proofErr w:type="spellStart"/>
+            <w:r>
+              <w:rPr>
+                <w:rFonts w:ascii="Arial" w:hAnsi="Arial" w:cs="Arial"/>
+                <w:color w:val="000000"/>
+                <w:sz w:val="18"/>
+                <w:szCs w:val="18"/>
+              </w:rPr>
+              <w:t>respfinanceiro_endereco</w:t>
+            </w:r>
+            <w:proofErr w:type="spellEnd"/>
+            <w:r>
+              <w:rPr>
+                <w:rFonts w:ascii="Arial" w:hAnsi="Arial" w:cs="Arial"/>
+                <w:color w:val="000000"/>
+                <w:sz w:val="18"/>
+                <w:szCs w:val="18"/>
+              </w:rPr>
+              <w:t>}}</w:t>
+            </w:r>
+            <w:r>
+              <w:rPr>
+                <w:rFonts w:ascii="Arial" w:hAnsi="Arial" w:cs="Arial"/>
+                <w:color w:val="000000"/>
+                <w:sz w:val="18"/>
+                <w:szCs w:val="18"/>
+              </w:rPr>
+              <w:t xml:space="preserve"> </w:t>
+            </w:r>
+            <w:r>
+              <w:rPr>
+                <w:rFonts w:ascii="Arial" w:hAnsi="Arial" w:cs="Arial"/>
+                <w:color w:val="000000"/>
+                <w:sz w:val="18"/>
+                <w:szCs w:val="18"/>
+              </w:rPr>
+              <w:t>{{</w:t>
+            </w:r>
+            <w:proofErr w:type="spellStart"/>
+            <w:r>
+              <w:rPr>
+                <w:rFonts w:ascii="Arial" w:hAnsi="Arial" w:cs="Arial"/>
+                <w:color w:val="000000"/>
+                <w:sz w:val="18"/>
+                <w:szCs w:val="18"/>
+              </w:rPr>
+              <w:t>respfinanceiro_cep</w:t>
+            </w:r>
+            <w:proofErr w:type="spellEnd"/>
+            <w:r>
+              <w:rPr>
+                <w:rFonts w:ascii="Arial" w:hAnsi="Arial" w:cs="Arial"/>
+                <w:color w:val="000000"/>
+                <w:sz w:val="18"/>
+                <w:szCs w:val="18"/>
+              </w:rPr>
+              <w:t>}}</w:t>
+            </w:r>
+            <w:r>
+              <w:rPr>
+                <w:rFonts w:ascii="Arial" w:hAnsi="Arial" w:cs="Arial"/>
+                <w:color w:val="000000"/>
+                <w:sz w:val="18"/>
+                <w:szCs w:val="18"/>
+              </w:rPr>
+              <w:t xml:space="preserve"> </w:t>
+            </w:r>
+            <w:r>
+              <w:rPr>
+                <w:rFonts w:ascii="Arial" w:hAnsi="Arial" w:cs="Arial"/>
+                <w:color w:val="000000"/>
+                <w:sz w:val="18"/>
+                <w:szCs w:val="18"/>
+              </w:rPr>
+              <w:t xml:space="preserve"> responsável pelo(a) menor, aluno(a) </w:t>
+            </w:r>
+            <w:r>
+              <w:rPr>
+                <w:rFonts w:ascii="Arial" w:hAnsi="Arial" w:cs="Arial"/>
+                <w:color w:val="000000"/>
+                <w:sz w:val="18"/>
+                <w:szCs w:val="18"/>
+              </w:rPr>
+              <w:t>{{</w:t>
+            </w:r>
+            <w:proofErr w:type="spellStart"/>
+            <w:r>
+              <w:rPr>
+                <w:rFonts w:ascii="Arial" w:hAnsi="Arial" w:cs="Arial"/>
+                <w:color w:val="000000"/>
+                <w:sz w:val="18"/>
+                <w:szCs w:val="18"/>
+              </w:rPr>
+              <w:t>aluno_nomealuno</w:t>
+            </w:r>
+            <w:proofErr w:type="spellEnd"/>
+            <w:r>
+              <w:rPr>
+                <w:rFonts w:ascii="Arial" w:hAnsi="Arial" w:cs="Arial"/>
+                <w:color w:val="000000"/>
+                <w:sz w:val="18"/>
+                <w:szCs w:val="18"/>
+              </w:rPr>
+              <w:t>}}</w:t>
+            </w:r>
+            <w:r>
+              <w:rPr>
+                <w:rFonts w:ascii="Arial" w:hAnsi="Arial" w:cs="Arial"/>
+                <w:color w:val="000000"/>
+                <w:sz w:val="18"/>
+                <w:szCs w:val="18"/>
+              </w:rPr>
+              <w:t xml:space="preserve"> </w:t>
+            </w:r>
+            <w:r>
+              <w:rPr>
+                <w:rFonts w:ascii="Arial" w:hAnsi="Arial" w:cs="Arial"/>
+                <w:color w:val="000000"/>
+                <w:sz w:val="18"/>
+                <w:szCs w:val="18"/>
+              </w:rPr>
+              <w:t xml:space="preserve">do </w:t>
             </w:r>
             <w:r>
               <w:rPr>
@@ -29104,12 +30229,68 @@
                 <w:szCs w:val="18"/>
               </w:rPr>
               <w:t xml:space="preserve">., inscrito no CNPJ nº 22.477.568/0001-30, com sede na Rua Professor Álvaro Caetano, n.º 908, Camboinhas, Niterói – RJ, CEP: 24.358-640,  </w:t>
+            </w:r>
+            <w:r>
+              <w:rPr>
+                <w:rFonts w:ascii="Arial" w:hAnsi="Arial" w:cs="Arial"/>
+                <w:color w:val="000000"/>
+                <w:sz w:val="18"/>
+                <w:szCs w:val="18"/>
+              </w:rPr>
               <w:br/>
+            </w:r>
+            <w:r>
+              <w:rPr>
+                <w:rFonts w:ascii="Arial" w:hAnsi="Arial" w:cs="Arial"/>
+                <w:color w:val="000000"/>
+                <w:sz w:val="18"/>
+                <w:szCs w:val="18"/>
+              </w:rPr>
               <w:tab/>
+            </w:r>
+            <w:r>
+              <w:rPr>
+                <w:rFonts w:ascii="Arial" w:hAnsi="Arial" w:cs="Arial"/>
+                <w:color w:val="000000"/>
+                <w:sz w:val="18"/>
+                <w:szCs w:val="18"/>
+              </w:rPr>
               <w:tab/>
+            </w:r>
+            <w:r>
+              <w:rPr>
+                <w:rFonts w:ascii="Arial" w:hAnsi="Arial" w:cs="Arial"/>
+                <w:color w:val="000000"/>
+                <w:sz w:val="18"/>
+                <w:szCs w:val="18"/>
+              </w:rPr>
               <w:tab/>
+            </w:r>
+            <w:r>
+              <w:rPr>
+                <w:rFonts w:ascii="Arial" w:hAnsi="Arial" w:cs="Arial"/>
+                <w:color w:val="000000"/>
+                <w:sz w:val="18"/>
+                <w:szCs w:val="18"/>
+              </w:rPr>
               <w:tab/>
+            </w:r>
+            <w:r>
+              <w:rPr>
+                <w:rFonts w:ascii="Arial" w:hAnsi="Arial" w:cs="Arial"/>
+                <w:color w:val="000000"/>
+                <w:sz w:val="18"/>
+                <w:szCs w:val="18"/>
+              </w:rPr>
               <w:br/>
+            </w:r>
+            <w:r>
+              <w:rPr>
+                <w:rFonts w:ascii="Arial" w:hAnsi="Arial" w:cs="Arial"/>
+                <w:color w:val="000000"/>
+                <w:sz w:val="18"/>
+                <w:szCs w:val="18"/>
+              </w:rPr>
               <w:br/>
               <w:t xml:space="preserve">o </w:t>
             </w:r>
@@ -29172,7 +30353,23 @@
                 <w:szCs w:val="18"/>
               </w:rPr>
               <w:t>, website ou portal da Internet, Intranet, quadro de avisos, Revista e/ou Jornal Escolar ou similar, vídeo para apresentação aos pais e responsáveis legais, entre outros conteúdos que possam ser criados ou produzidos em razão da atividade educacional.</w:t>
+            </w:r>
+            <w:r>
+              <w:rPr>
+                <w:rFonts w:ascii="Arial" w:hAnsi="Arial" w:cs="Arial"/>
+                <w:color w:val="000000"/>
+                <w:sz w:val="18"/>
+                <w:szCs w:val="18"/>
+              </w:rPr>
               <w:br/>
+            </w:r>
+            <w:r>
+              <w:rPr>
+                <w:rFonts w:ascii="Arial" w:hAnsi="Arial" w:cs="Arial"/>
+                <w:color w:val="000000"/>
+                <w:sz w:val="18"/>
+                <w:szCs w:val="18"/>
+              </w:rPr>
               <w:br/>
             </w:r>
             <w:r>
@@ -29194,7 +30391,23 @@
                 <w:szCs w:val="18"/>
               </w:rPr>
               <w:t xml:space="preserve"> poderá, em caso de atividades pedagógicas remotas, gravar e fazer uso, a título gratuito, do nome, imagem, voz e depoimentos do menor supracitado, bem como sua participação, em ambiente virtual e nas mídias e plataformas digitais (sítio eletrônico, redes sociais, etc.) da instituição escolar, destinadas a divulgação, veiculação e a participação nas aulas e trabalhos remotos, sem quaisquer ônus e restrições, desde que preservada a sua finalidade.</w:t>
+            </w:r>
+            <w:r>
+              <w:rPr>
+                <w:rFonts w:ascii="Arial" w:hAnsi="Arial" w:cs="Arial"/>
+                <w:color w:val="000000"/>
+                <w:sz w:val="18"/>
+                <w:szCs w:val="18"/>
+              </w:rPr>
               <w:br/>
+            </w:r>
+            <w:r>
+              <w:rPr>
+                <w:rFonts w:ascii="Arial" w:hAnsi="Arial" w:cs="Arial"/>
+                <w:color w:val="000000"/>
+                <w:sz w:val="18"/>
+                <w:szCs w:val="18"/>
+              </w:rPr>
               <w:br/>
               <w:t xml:space="preserve">Em nenhuma hipótese, entretanto, poderá a imagem ser utilizada de maneira contrária à moral, aos bons costumes ou a ordem pública. A presente autorização é concedida a título gratuito, abrangendo o uso do nome, da imagem, voz e tarefas pedagógicas mencionadas em todo o território nacional e no exterior, para a divulgação de campanhas promocionais e institucionais internas ou externas. Estou ciente de que o uso de imagem para outros fins que tenham cunho publicitário e/ou promocional será feito sempre por prazo determinado e mediante a assinatura de Termo de Autorização específico assinado previamente pelo </w:t>
             </w:r>
@@ -29217,7 +30430,23 @@
                 <w:szCs w:val="18"/>
               </w:rPr>
               <w:t xml:space="preserve"> e regido por seus dispositivos e pela legislação nacional vigente.</w:t>
+            </w:r>
+            <w:r>
+              <w:rPr>
+                <w:rFonts w:ascii="Arial" w:hAnsi="Arial" w:cs="Arial"/>
+                <w:color w:val="000000"/>
+                <w:sz w:val="18"/>
+                <w:szCs w:val="18"/>
+              </w:rPr>
               <w:br/>
+            </w:r>
+            <w:r>
+              <w:rPr>
+                <w:rFonts w:ascii="Arial" w:hAnsi="Arial" w:cs="Arial"/>
+                <w:color w:val="000000"/>
+                <w:sz w:val="18"/>
+                <w:szCs w:val="18"/>
+              </w:rPr>
               <w:br/>
               <w:t xml:space="preserve">Neste ato, tenho ciência e autorizo a coleta, armazenamento e tratamento de dados, sensíveis ou não, no registro das atividades pedagógicas e eventos realizados conforme descrito no calendário escolar, presenciais ou remotas, conforme as diretrizes da política adotada pela </w:t>
             </w:r>
@@ -29260,10 +30489,42 @@
                 <w:szCs w:val="18"/>
               </w:rPr>
               <w:t xml:space="preserve"> no apoio e melhoria na prestação dos serviços educacionais. Declaro ainda ter ciência de que sou livre para solicitar o acesso, a retificação e exclusão destes dados, a qualquer momento, desde que eventual solicitação não conflite com as exigências legais ou impossibilitem a continuidade da prestação do serviço educacional.</w:t>
+            </w:r>
+            <w:r>
+              <w:rPr>
+                <w:rFonts w:ascii="Arial" w:hAnsi="Arial" w:cs="Arial"/>
+                <w:color w:val="000000"/>
+                <w:sz w:val="18"/>
+                <w:szCs w:val="18"/>
+              </w:rPr>
               <w:br/>
+            </w:r>
+            <w:r>
+              <w:rPr>
+                <w:rFonts w:ascii="Arial" w:hAnsi="Arial" w:cs="Arial"/>
+                <w:color w:val="000000"/>
+                <w:sz w:val="18"/>
+                <w:szCs w:val="18"/>
+              </w:rPr>
               <w:br/>
               <w:t>Por esta ser a expressão da minha vontade, declaro que autorizo o uso acima descrito, referente ao menor supracitado, sem que nada haja a ser reclamado a título de direitos conexos à imagem, voz, som, tarefas pedagógicas, depoimentos e participações ora autorizados ou a qualquer outro, firmando o presente Termo de Autorização.</w:t>
+            </w:r>
+            <w:r>
+              <w:rPr>
+                <w:rFonts w:ascii="Arial" w:hAnsi="Arial" w:cs="Arial"/>
+                <w:color w:val="000000"/>
+                <w:sz w:val="18"/>
+                <w:szCs w:val="18"/>
+              </w:rPr>
               <w:br/>
+            </w:r>
+            <w:r>
+              <w:rPr>
+                <w:rFonts w:ascii="Arial" w:hAnsi="Arial" w:cs="Arial"/>
+                <w:color w:val="000000"/>
+                <w:sz w:val="18"/>
+                <w:szCs w:val="18"/>
+              </w:rPr>
               <w:br/>
             </w:r>
             <w:r>
@@ -29285,11 +30546,59 @@
                 <w:szCs w:val="18"/>
               </w:rPr>
               <w:br/>
+            </w:r>
+            <w:r>
+              <w:rPr>
+                <w:rFonts w:ascii="Arial" w:hAnsi="Arial" w:cs="Arial"/>
+                <w:color w:val="000000"/>
+                <w:sz w:val="18"/>
+                <w:szCs w:val="18"/>
+              </w:rPr>
               <w:br/>
+            </w:r>
+            <w:r>
+              <w:rPr>
+                <w:rFonts w:ascii="Arial" w:hAnsi="Arial" w:cs="Arial"/>
+                <w:color w:val="000000"/>
+                <w:sz w:val="18"/>
+                <w:szCs w:val="18"/>
+              </w:rPr>
               <w:tab/>
+            </w:r>
+            <w:r>
+              <w:rPr>
+                <w:rFonts w:ascii="Arial" w:hAnsi="Arial" w:cs="Arial"/>
+                <w:color w:val="000000"/>
+                <w:sz w:val="18"/>
+                <w:szCs w:val="18"/>
+              </w:rPr>
               <w:tab/>
+            </w:r>
+            <w:r>
+              <w:rPr>
+                <w:rFonts w:ascii="Arial" w:hAnsi="Arial" w:cs="Arial"/>
+                <w:color w:val="000000"/>
+                <w:sz w:val="18"/>
+                <w:szCs w:val="18"/>
+              </w:rPr>
               <w:tab/>
+            </w:r>
+            <w:r>
+              <w:rPr>
+                <w:rFonts w:ascii="Arial" w:hAnsi="Arial" w:cs="Arial"/>
+                <w:color w:val="000000"/>
+                <w:sz w:val="18"/>
+                <w:szCs w:val="18"/>
+              </w:rPr>
               <w:tab/>
+            </w:r>
+            <w:r>
+              <w:rPr>
+                <w:rFonts w:ascii="Arial" w:hAnsi="Arial" w:cs="Arial"/>
+                <w:color w:val="000000"/>
+                <w:sz w:val="18"/>
+                <w:szCs w:val="18"/>
+              </w:rPr>
               <w:tab/>
             </w:r>
             <w:r>
@@ -30722,7 +32031,119 @@
                 <w:sz w:val="18"/>
                 <w:szCs w:val="18"/>
               </w:rPr>
-              <w:t xml:space="preserve">Pelo presente instrumento, eu LUIZ FELIPE DOS SANTOS MENEZES , responsável legal e financeiro pelo menor DAVI ALVES MENEZES na qualidade de titular dos dados coletados pelo </w:t>
+              <w:t xml:space="preserve">Pelo presente instrumento, eu </w:t>
+            </w:r>
+            <w:r>
+              <w:rPr>
+                <w:rFonts w:ascii="Arial" w:hAnsi="Arial" w:cs="Arial"/>
+                <w:color w:val="000000"/>
+                <w:sz w:val="18"/>
+                <w:szCs w:val="18"/>
+              </w:rPr>
+              <w:t>{{</w:t>
+            </w:r>
+            <w:proofErr w:type="spellStart"/>
+            <w:r>
+              <w:rPr>
+                <w:rFonts w:ascii="Arial" w:hAnsi="Arial" w:cs="Arial"/>
+                <w:color w:val="000000"/>
+                <w:sz w:val="18"/>
+                <w:szCs w:val="18"/>
+              </w:rPr>
+              <w:t>respfinanceiro_nome</w:t>
+            </w:r>
+            <w:proofErr w:type="spellEnd"/>
+            <w:r>
+              <w:rPr>
+                <w:rFonts w:ascii="Arial" w:hAnsi="Arial" w:cs="Arial"/>
+                <w:color w:val="000000"/>
+                <w:sz w:val="18"/>
+                <w:szCs w:val="18"/>
+              </w:rPr>
+              <w:t>}}</w:t>
+            </w:r>
+            <w:r>
+              <w:rPr>
+                <w:rFonts w:ascii="Arial" w:hAnsi="Arial" w:cs="Arial"/>
+                <w:color w:val="000000"/>
+                <w:sz w:val="18"/>
+                <w:szCs w:val="18"/>
+              </w:rPr>
+              <w:t>,</w:t>
+            </w:r>
+            <w:r>
+              <w:rPr>
+                <w:rFonts w:ascii="Arial" w:hAnsi="Arial" w:cs="Arial"/>
+                <w:color w:val="000000"/>
+                <w:sz w:val="18"/>
+                <w:szCs w:val="18"/>
+              </w:rPr>
+              <w:t xml:space="preserve"> </w:t>
+            </w:r>
+            <w:r>
+              <w:rPr>
+                <w:rFonts w:ascii="Arial" w:hAnsi="Arial" w:cs="Arial"/>
+                <w:color w:val="000000"/>
+                <w:sz w:val="18"/>
+                <w:szCs w:val="18"/>
+              </w:rPr>
+              <w:t xml:space="preserve">, responsável legal e financeiro pelo menor </w:t>
+            </w:r>
+            <w:r>
+              <w:rPr>
+                <w:rFonts w:ascii="Arial" w:hAnsi="Arial" w:cs="Arial"/>
+                <w:color w:val="000000"/>
+                <w:sz w:val="18"/>
+                <w:szCs w:val="18"/>
+              </w:rPr>
+              <w:t>{{</w:t>
+            </w:r>
+            <w:proofErr w:type="spellStart"/>
+            <w:r>
+              <w:rPr>
+                <w:rFonts w:ascii="Arial" w:hAnsi="Arial" w:cs="Arial"/>
+                <w:color w:val="000000"/>
+                <w:sz w:val="18"/>
+                <w:szCs w:val="18"/>
+              </w:rPr>
+              <w:t>aluno_nomealuno</w:t>
+            </w:r>
+            <w:proofErr w:type="spellEnd"/>
+            <w:r>
+              <w:rPr>
+                <w:rFonts w:ascii="Arial" w:hAnsi="Arial" w:cs="Arial"/>
+                <w:color w:val="000000"/>
+                <w:sz w:val="18"/>
+                <w:szCs w:val="18"/>
+              </w:rPr>
+              <w:t>}}</w:t>
+            </w:r>
+            <w:r>
+              <w:rPr>
+                <w:rFonts w:ascii="Arial" w:hAnsi="Arial" w:cs="Arial"/>
+                <w:color w:val="000000"/>
+                <w:sz w:val="18"/>
+                <w:szCs w:val="18"/>
+              </w:rPr>
+              <w:t xml:space="preserve"> </w:t>
+            </w:r>
+            <w:r>
+              <w:rPr>
+                <w:rFonts w:ascii="Arial" w:hAnsi="Arial" w:cs="Arial"/>
+                <w:color w:val="000000"/>
+                <w:sz w:val="18"/>
+                <w:szCs w:val="18"/>
+              </w:rPr>
+              <w:t xml:space="preserve"> </w:t>
+            </w:r>
+            <w:r>
+              <w:rPr>
+                <w:rFonts w:ascii="Arial" w:hAnsi="Arial" w:cs="Arial"/>
+                <w:color w:val="000000"/>
+                <w:sz w:val="18"/>
+                <w:szCs w:val="18"/>
+              </w:rPr>
+              <w:t xml:space="preserve">na qualidade de titular dos dados coletados pelo </w:t>
             </w:r>
             <w:r>
               <w:rPr>
@@ -30803,7 +32224,23 @@
                 <w:szCs w:val="18"/>
               </w:rPr>
               <w:t>, em observância as disposições contidas na Lei Nº 13.709/2020.</w:t>
+            </w:r>
+            <w:r>
+              <w:rPr>
+                <w:rFonts w:ascii="Arial" w:hAnsi="Arial" w:cs="Arial"/>
+                <w:color w:val="000000"/>
+                <w:sz w:val="18"/>
+                <w:szCs w:val="18"/>
+              </w:rPr>
               <w:br/>
+            </w:r>
+            <w:r>
+              <w:rPr>
+                <w:rFonts w:ascii="Arial" w:hAnsi="Arial" w:cs="Arial"/>
+                <w:color w:val="000000"/>
+                <w:sz w:val="18"/>
+                <w:szCs w:val="18"/>
+              </w:rPr>
               <w:br/>
               <w:t xml:space="preserve">Autorizo o </w:t>
             </w:r>
@@ -30826,7 +32263,23 @@
                 <w:szCs w:val="18"/>
               </w:rPr>
               <w:t>, durante a vigência do presente contrato, a coletar, armazenar, tratar e compartilhar os meus dados e do menor supracitado, sensíveis ou não, constantes no contrato, seus anexos, e documentos relacionados, quando necessário, com terceiros contratados pelo mesmo para melhor prestação do serviço educacional, elencando, dentre outros, os seguintes prestadores:</w:t>
+            </w:r>
+            <w:r>
+              <w:rPr>
+                <w:rFonts w:ascii="Arial" w:hAnsi="Arial" w:cs="Arial"/>
+                <w:color w:val="000000"/>
+                <w:sz w:val="18"/>
+                <w:szCs w:val="18"/>
+              </w:rPr>
               <w:br/>
+            </w:r>
+            <w:r>
+              <w:rPr>
+                <w:rFonts w:ascii="Arial" w:hAnsi="Arial" w:cs="Arial"/>
+                <w:color w:val="000000"/>
+                <w:sz w:val="18"/>
+                <w:szCs w:val="18"/>
+              </w:rPr>
               <w:br/>
               <w:t xml:space="preserve">- </w:t>
             </w:r>
@@ -30849,6 +32302,14 @@
                 <w:szCs w:val="18"/>
               </w:rPr>
               <w:t xml:space="preserve"> – responsável pelo Programa do Currículo Internacional na Língua Inglesa;</w:t>
+            </w:r>
+            <w:r>
+              <w:rPr>
+                <w:rFonts w:ascii="Arial" w:hAnsi="Arial" w:cs="Arial"/>
+                <w:color w:val="000000"/>
+                <w:sz w:val="18"/>
+                <w:szCs w:val="18"/>
+              </w:rPr>
               <w:br/>
               <w:t xml:space="preserve">-  </w:t>
             </w:r>
@@ -30871,6 +32332,14 @@
                 <w:szCs w:val="18"/>
               </w:rPr>
               <w:t xml:space="preserve"> – responsável pelas atividades extracurriculares;</w:t>
+            </w:r>
+            <w:r>
+              <w:rPr>
+                <w:rFonts w:ascii="Arial" w:hAnsi="Arial" w:cs="Arial"/>
+                <w:color w:val="000000"/>
+                <w:sz w:val="18"/>
+                <w:szCs w:val="18"/>
+              </w:rPr>
               <w:br/>
               <w:t xml:space="preserve">- </w:t>
             </w:r>
@@ -30893,7 +32362,23 @@
                 <w:szCs w:val="18"/>
               </w:rPr>
               <w:t xml:space="preserve"> – simulados das provas do Enem (Fund.2 e Ensino Médio)  </w:t>
+            </w:r>
+            <w:r>
+              <w:rPr>
+                <w:rFonts w:ascii="Arial" w:hAnsi="Arial" w:cs="Arial"/>
+                <w:color w:val="000000"/>
+                <w:sz w:val="18"/>
+                <w:szCs w:val="18"/>
+              </w:rPr>
               <w:br/>
+            </w:r>
+            <w:r>
+              <w:rPr>
+                <w:rFonts w:ascii="Arial" w:hAnsi="Arial" w:cs="Arial"/>
+                <w:color w:val="000000"/>
+                <w:sz w:val="18"/>
+                <w:szCs w:val="18"/>
+              </w:rPr>
               <w:br/>
               <w:t xml:space="preserve">Em razão da cobrança ser realizada por meio bancário, para emissão de boleto, </w:t>
             </w:r>
@@ -30936,7 +32421,23 @@
                 <w:szCs w:val="18"/>
               </w:rPr>
               <w:t xml:space="preserve">, devidamente autorizada, para a realização da cobrança de forma segura. </w:t>
+            </w:r>
+            <w:r>
+              <w:rPr>
+                <w:rFonts w:ascii="Arial" w:hAnsi="Arial" w:cs="Arial"/>
+                <w:color w:val="000000"/>
+                <w:sz w:val="18"/>
+                <w:szCs w:val="18"/>
+              </w:rPr>
               <w:br/>
+            </w:r>
+            <w:r>
+              <w:rPr>
+                <w:rFonts w:ascii="Arial" w:hAnsi="Arial" w:cs="Arial"/>
+                <w:color w:val="000000"/>
+                <w:sz w:val="18"/>
+                <w:szCs w:val="18"/>
+              </w:rPr>
               <w:br/>
             </w:r>
             <w:r>
@@ -30958,7 +32459,23 @@
                 <w:szCs w:val="18"/>
               </w:rPr>
               <w:t xml:space="preserve"> na hipótese de cobrança judicial prevista no item III do parágrafo 1º da cláusula 10ª   do Contrato de Prestação de Serviços Educacionais, o compartilhamento dos meus dados e informações necessárias, ao patrono, à época contratado, para as ações pertinentes, bem como, em caso de inadimplência na forma da LGPD, o compartilhamento necessário dos meus dados com os órgãos de proteção ao crédito.</w:t>
+            </w:r>
+            <w:r>
+              <w:rPr>
+                <w:rFonts w:ascii="Arial" w:hAnsi="Arial" w:cs="Arial"/>
+                <w:color w:val="000000"/>
+                <w:sz w:val="18"/>
+                <w:szCs w:val="18"/>
+              </w:rPr>
               <w:br/>
+            </w:r>
+            <w:r>
+              <w:rPr>
+                <w:rFonts w:ascii="Arial" w:hAnsi="Arial" w:cs="Arial"/>
+                <w:color w:val="000000"/>
+                <w:sz w:val="18"/>
+                <w:szCs w:val="18"/>
+              </w:rPr>
               <w:br/>
             </w:r>
             <w:r>
@@ -30980,7 +32497,23 @@
                 <w:szCs w:val="18"/>
               </w:rPr>
               <w:t xml:space="preserve"> que os dados poderão ser armazenados, compartilhados e utilizados por força de legislação educacional, para o atendimento de obrigação legal ou regulatória que a CONTRATADA tenha que cumprir, bem como para o exercício regular de seus direitos, conforme expresso na lei 13.709/2018. </w:t>
+            </w:r>
+            <w:r>
+              <w:rPr>
+                <w:rFonts w:ascii="Arial" w:hAnsi="Arial" w:cs="Arial"/>
+                <w:color w:val="000000"/>
+                <w:sz w:val="18"/>
+                <w:szCs w:val="18"/>
+              </w:rPr>
               <w:br/>
+            </w:r>
+            <w:r>
+              <w:rPr>
+                <w:rFonts w:ascii="Arial" w:hAnsi="Arial" w:cs="Arial"/>
+                <w:color w:val="000000"/>
+                <w:sz w:val="18"/>
+                <w:szCs w:val="18"/>
+              </w:rPr>
               <w:br/>
             </w:r>
             <w:r>
@@ -31022,9 +32555,33 @@
                 <w:szCs w:val="18"/>
               </w:rPr>
               <w:t xml:space="preserve"> que os dados e informações referentes a mim, por força de legislação fiscal, poderão ser transmitidas aos órgãos oficiais de fiscalização tributária que incidam sobre o presente Contrato.</w:t>
+            </w:r>
+            <w:r>
+              <w:rPr>
+                <w:rFonts w:ascii="Arial" w:hAnsi="Arial" w:cs="Arial"/>
+                <w:color w:val="000000"/>
+                <w:sz w:val="18"/>
+                <w:szCs w:val="18"/>
+              </w:rPr>
               <w:br/>
+            </w:r>
+            <w:r>
+              <w:rPr>
+                <w:rFonts w:ascii="Arial" w:hAnsi="Arial" w:cs="Arial"/>
+                <w:color w:val="000000"/>
+                <w:sz w:val="18"/>
+                <w:szCs w:val="18"/>
+              </w:rPr>
               <w:br/>
               <w:t>Por esta ser a expressão da minha vontade, declaro que autorizo o uso acima descrito, referente a mim e ao menor supracitado, firmando o presente instrumento.</w:t>
+            </w:r>
+            <w:r>
+              <w:rPr>
+                <w:rFonts w:ascii="Arial" w:hAnsi="Arial" w:cs="Arial"/>
+                <w:color w:val="000000"/>
+                <w:sz w:val="18"/>
+                <w:szCs w:val="18"/>
+              </w:rPr>
               <w:br/>
             </w:r>
           </w:p>

--- a/template.docx
+++ b/template.docx
@@ -32035,8 +32035,6 @@
             </w:r>
             <w:r>
               <w:rPr>
-                <w:rFonts w:ascii="Arial" w:hAnsi="Arial" w:cs="Arial"/>
-                <w:color w:val="000000"/>
                 <w:sz w:val="18"/>
                 <w:szCs w:val="18"/>
               </w:rPr>
@@ -32045,8 +32043,6 @@
             <w:proofErr w:type="spellStart"/>
             <w:r>
               <w:rPr>
-                <w:rFonts w:ascii="Arial" w:hAnsi="Arial" w:cs="Arial"/>
-                <w:color w:val="000000"/>
                 <w:sz w:val="18"/>
                 <w:szCs w:val="18"/>
               </w:rPr>
@@ -32055,8 +32051,6 @@
             <w:proofErr w:type="spellEnd"/>
             <w:r>
               <w:rPr>
-                <w:rFonts w:ascii="Arial" w:hAnsi="Arial" w:cs="Arial"/>
-                <w:color w:val="000000"/>
                 <w:sz w:val="18"/>
                 <w:szCs w:val="18"/>
               </w:rPr>
@@ -32064,12 +32058,10 @@
             </w:r>
             <w:r>
               <w:rPr>
-                <w:rFonts w:ascii="Arial" w:hAnsi="Arial" w:cs="Arial"/>
-                <w:color w:val="000000"/>
                 <w:sz w:val="18"/>
                 <w:szCs w:val="18"/>
               </w:rPr>
-              <w:t>,</w:t>
+              <w:t xml:space="preserve"> </w:t>
             </w:r>
             <w:r>
               <w:rPr>
@@ -32078,7 +32070,7 @@
                 <w:sz w:val="18"/>
                 <w:szCs w:val="18"/>
               </w:rPr>
-              <w:t xml:space="preserve"> </w:t>
+              <w:t xml:space="preserve">, </w:t>
             </w:r>
             <w:r>
               <w:rPr>
@@ -32125,16 +32117,7 @@
                 <w:sz w:val="18"/>
                 <w:szCs w:val="18"/>
               </w:rPr>
-              <w:t xml:space="preserve"> </w:t>
-            </w:r>
-            <w:r>
-              <w:rPr>
-                <w:rFonts w:ascii="Arial" w:hAnsi="Arial" w:cs="Arial"/>
-                <w:color w:val="000000"/>
-                <w:sz w:val="18"/>
-                <w:szCs w:val="18"/>
-              </w:rPr>
-              <w:t xml:space="preserve"> </w:t>
+              <w:t xml:space="preserve">  </w:t>
             </w:r>
             <w:r>
               <w:rPr>

--- a/template.docx
+++ b/template.docx
@@ -3520,7 +3520,7 @@
       </w:tr>
       <w:tr>
         <w:trPr>
-          <w:trHeight w:hRule="exact" w:val="271"/>
+          <w:trHeight w:hRule="exact" w:val="615"/>
         </w:trPr>
         <w:tc>
           <w:tcPr>
@@ -3818,7 +3818,7 @@
       </w:tr>
       <w:tr>
         <w:trPr>
-          <w:trHeight w:hRule="exact" w:val="194"/>
+          <w:trHeight w:hRule="exact" w:val="142"/>
         </w:trPr>
         <w:tc>
           <w:tcPr>
@@ -9993,7 +9993,7 @@
       </w:tr>
       <w:tr>
         <w:trPr>
-          <w:trHeight w:hRule="exact" w:val="140"/>
+          <w:trHeight w:hRule="exact" w:val="399"/>
         </w:trPr>
         <w:tc>
           <w:tcPr>
@@ -10083,7 +10083,25 @@
                 <w:sz w:val="14"/>
                 <w:szCs w:val="14"/>
               </w:rPr>
-              <w:t>{{filiacao2_uf}}</w:t>
+              <w:t>{{filiacao</w:t>
+            </w:r>
+            <w:r>
+              <w:rPr>
+                <w:rFonts w:ascii="Arial" w:hAnsi="Arial" w:cs="Arial"/>
+                <w:color w:val="000000"/>
+                <w:sz w:val="14"/>
+                <w:szCs w:val="14"/>
+              </w:rPr>
+              <w:t>1</w:t>
+            </w:r>
+            <w:r>
+              <w:rPr>
+                <w:rFonts w:ascii="Arial" w:hAnsi="Arial" w:cs="Arial"/>
+                <w:color w:val="000000"/>
+                <w:sz w:val="14"/>
+                <w:szCs w:val="14"/>
+              </w:rPr>
+              <w:t>_uf}}</w:t>
             </w:r>
           </w:p>
         </w:tc>
@@ -11501,15 +11519,15 @@
               <w:spacing w:after="0" w:line="240" w:lineRule="auto"/>
               <w:rPr>
                 <w:rFonts w:ascii="Arial" w:hAnsi="Arial" w:cs="Arial"/>
-                <w:sz w:val="9"/>
-                <w:szCs w:val="9"/>
-              </w:rPr>
-            </w:pPr>
-            <w:r>
-              <w:rPr>
-                <w:rFonts w:ascii="Arial" w:hAnsi="Arial" w:cs="Arial"/>
-                <w:sz w:val="9"/>
-                <w:szCs w:val="9"/>
+                <w:sz w:val="16"/>
+                <w:szCs w:val="16"/>
+              </w:rPr>
+            </w:pPr>
+            <w:r>
+              <w:rPr>
+                <w:rFonts w:ascii="Arial" w:hAnsi="Arial" w:cs="Arial"/>
+                <w:sz w:val="16"/>
+                <w:szCs w:val="16"/>
               </w:rPr>
               <w:t>{{filiacao2_nacionalidade}}</w:t>
             </w:r>
@@ -12116,15 +12134,15 @@
               <w:spacing w:after="0" w:line="240" w:lineRule="auto"/>
               <w:rPr>
                 <w:rFonts w:ascii="Arial" w:hAnsi="Arial" w:cs="Arial"/>
-                <w:sz w:val="9"/>
-                <w:szCs w:val="9"/>
-              </w:rPr>
-            </w:pPr>
-            <w:r>
-              <w:rPr>
-                <w:rFonts w:ascii="Arial" w:hAnsi="Arial" w:cs="Arial"/>
-                <w:sz w:val="9"/>
-                <w:szCs w:val="9"/>
+                <w:sz w:val="16"/>
+                <w:szCs w:val="16"/>
+              </w:rPr>
+            </w:pPr>
+            <w:r>
+              <w:rPr>
+                <w:rFonts w:ascii="Arial" w:hAnsi="Arial" w:cs="Arial"/>
+                <w:sz w:val="16"/>
+                <w:szCs w:val="16"/>
               </w:rPr>
               <w:t>{{filiacao2_civil}}</w:t>
             </w:r>
@@ -26214,7 +26232,6 @@
           <w:p>
             <w:pPr>
               <w:spacing w:after="0" w:line="240" w:lineRule="auto"/>
-              <w:jc w:val="center"/>
               <w:rPr>
                 <w:sz w:val="14"/>
                 <w:szCs w:val="14"/>
@@ -32054,14 +32071,7 @@
                 <w:sz w:val="18"/>
                 <w:szCs w:val="18"/>
               </w:rPr>
-              <w:t>}}</w:t>
-            </w:r>
-            <w:r>
-              <w:rPr>
-                <w:sz w:val="18"/>
-                <w:szCs w:val="18"/>
-              </w:rPr>
-              <w:t xml:space="preserve"> </w:t>
+              <w:t xml:space="preserve">}} </w:t>
             </w:r>
             <w:r>
               <w:rPr>
